--- a/JOB PROFILE PROJECT.docx
+++ b/JOB PROFILE PROJECT.docx
@@ -81,6 +81,21 @@
     </w:p>
     <w:p>
       <w:pPr>
+        <w:pStyle w:val="ListParagraph"/>
+        <w:numPr>
+          <w:ilvl w:val="0"/>
+          <w:numId w:val="1"/>
+        </w:numPr>
+      </w:pPr>
+      <w:r>
+        <w:t>Creating the navbar</w:t>
+      </w:r>
+      <w:r>
+        <w:br/>
+      </w:r>
+    </w:p>
+    <w:p>
+      <w:pPr>
         <w:rPr>
           <w:b/>
           <w:bCs/>
@@ -153,9 +168,132 @@
     </w:p>
     <w:p>
       <w:r>
-        <w:t>We can create child components so that the main page remains there , when we see the new component. &lt;NavLink&gt; can be used to change the style of the current component by using the isActive fn.</w:t>
-      </w:r>
-    </w:p>
+        <w:t xml:space="preserve">We can create child components so that the main page remains there , when we see the new component. &lt;NavLink&gt; can be used to change the style of the current component by using the </w:t>
+      </w:r>
+      <w:proofErr w:type="spellStart"/>
+      <w:r>
+        <w:t>isActive</w:t>
+      </w:r>
+      <w:proofErr w:type="spellEnd"/>
+      <w:r>
+        <w:t xml:space="preserve"> fn.</w:t>
+      </w:r>
+    </w:p>
+    <w:p>
+      <w:r>
+        <w:t>React-Hooks:</w:t>
+      </w:r>
+    </w:p>
+    <w:p>
+      <w:r>
+        <w:t>The React </w:t>
+      </w:r>
+      <w:proofErr w:type="spellStart"/>
+      <w:r>
+        <w:t>useState</w:t>
+      </w:r>
+      <w:proofErr w:type="spellEnd"/>
+      <w:r>
+        <w:t> Hook allows us to track state in a function component.</w:t>
+      </w:r>
+      <w:r>
+        <w:t xml:space="preserve"> </w:t>
+      </w:r>
+      <w:r>
+        <w:t>State generally refers to data or properties that need to be tracking in an application.</w:t>
+      </w:r>
+    </w:p>
+    <w:p>
+      <w:pPr>
+        <w:rPr>
+          <w:i/>
+          <w:iCs/>
+          <w:u w:val="single"/>
+        </w:rPr>
+      </w:pPr>
+      <w:r>
+        <w:rPr>
+          <w:i/>
+          <w:iCs/>
+          <w:u w:val="single"/>
+        </w:rPr>
+        <w:t xml:space="preserve">Tailwind </w:t>
+      </w:r>
+      <w:proofErr w:type="spellStart"/>
+      <w:r>
+        <w:rPr>
+          <w:i/>
+          <w:iCs/>
+          <w:u w:val="single"/>
+        </w:rPr>
+        <w:t>css</w:t>
+      </w:r>
+      <w:proofErr w:type="spellEnd"/>
+      <w:r>
+        <w:rPr>
+          <w:i/>
+          <w:iCs/>
+          <w:u w:val="single"/>
+        </w:rPr>
+        <w:t xml:space="preserve"> + </w:t>
+      </w:r>
+      <w:proofErr w:type="spellStart"/>
+      <w:r>
+        <w:rPr>
+          <w:i/>
+          <w:iCs/>
+          <w:u w:val="single"/>
+        </w:rPr>
+        <w:t>css</w:t>
+      </w:r>
+      <w:proofErr w:type="spellEnd"/>
+      <w:r>
+        <w:rPr>
+          <w:i/>
+          <w:iCs/>
+          <w:u w:val="single"/>
+        </w:rPr>
+        <w:t xml:space="preserve"> (Basically styling)</w:t>
+      </w:r>
+      <w:r>
+        <w:rPr>
+          <w:i/>
+          <w:iCs/>
+          <w:u w:val="single"/>
+        </w:rPr>
+        <w:tab/>
+      </w:r>
+      <w:r>
+        <w:rPr>
+          <w:i/>
+          <w:iCs/>
+          <w:u w:val="single"/>
+        </w:rPr>
+        <w:t>:</w:t>
+      </w:r>
+    </w:p>
+    <w:p>
+      <w:r>
+        <w:t>Making website responsive.</w:t>
+      </w:r>
+    </w:p>
+    <w:p>
+      <w:r>
+        <w:t>Flex: for aligning</w:t>
+      </w:r>
+    </w:p>
+    <w:p>
+      <w:r>
+        <w:t>justify-content: horizontal alignment</w:t>
+      </w:r>
+    </w:p>
+    <w:p>
+      <w:r>
+        <w:t>align-items: vertical alignment</w:t>
+      </w:r>
+    </w:p>
+    <w:p/>
+    <w:p/>
     <w:p/>
     <w:sectPr>
       <w:pgSz w:w="11906" w:h="16838"/>
@@ -170,9 +308,95 @@
 <file path=word/numbering.xml><?xml version="1.0" encoding="utf-8"?>
 <w:numbering xmlns:wpc="http://schemas.microsoft.com/office/word/2010/wordprocessingCanvas" xmlns:cx="http://schemas.microsoft.com/office/drawing/2014/chartex" xmlns:cx1="http://schemas.microsoft.com/office/drawing/2015/9/8/chartex" xmlns:cx2="http://schemas.microsoft.com/office/drawing/2015/10/21/chartex" xmlns:cx3="http://schemas.microsoft.com/office/drawing/2016/5/9/chartex" xmlns:cx4="http://schemas.microsoft.com/office/drawing/2016/5/10/chartex" xmlns:cx5="http://schemas.microsoft.com/office/drawing/2016/5/11/chartex" xmlns:cx6="http://schemas.microsoft.com/office/drawing/2016/5/12/chartex" xmlns:cx7="http://schemas.microsoft.com/office/drawing/2016/5/13/chartex" xmlns:cx8="http://schemas.microsoft.com/office/drawing/2016/5/14/chartex" xmlns:mc="http://schemas.openxmlformats.org/markup-compatibility/2006" xmlns:aink="http://schemas.microsoft.com/office/drawing/2016/ink" xmlns:am3d="http://schemas.microsoft.com/office/drawing/2017/model3d" xmlns:o="urn:schemas-microsoft-com:office:office" xmlns:oel="http://schemas.microsoft.com/office/2019/extlst" xmlns:r="http://schemas.openxmlformats.org/officeDocument/2006/relationships" xmlns:m="http://schemas.openxmlformats.org/officeDocument/2006/math" xmlns:v="urn:schemas-microsoft-com:vml" xmlns:wp14="http://schemas.microsoft.com/office/word/2010/wordprocessingDrawing" xmlns:wp="http://schemas.openxmlformats.org/drawingml/2006/wordprocessingDrawing" xmlns:w10="urn:schemas-microsoft-com:office:word" xmlns:w="http://schemas.openxmlformats.org/wordprocessingml/2006/main" xmlns:w14="http://schemas.microsoft.com/office/word/2010/wordml" xmlns:w15="http://schemas.microsoft.com/office/word/2012/wordml" xmlns:w16cex="http://schemas.microsoft.com/office/word/2018/wordml/cex" xmlns:w16cid="http://schemas.microsoft.com/office/word/2016/wordml/cid" xmlns:w16="http://schemas.microsoft.com/office/word/2018/wordml" xmlns:w16du="http://schemas.microsoft.com/office/word/2023/wordml/word16du" xmlns:w16sdtdh="http://schemas.microsoft.com/office/word/2020/wordml/sdtdatahash" xmlns:w16se="http://schemas.microsoft.com/office/word/2015/wordml/symex" xmlns:wpg="http://schemas.microsoft.com/office/word/2010/wordprocessingGroup" xmlns:wpi="http://schemas.microsoft.com/office/word/2010/wordprocessingInk" xmlns:wne="http://schemas.microsoft.com/office/word/2006/wordml" xmlns:wps="http://schemas.microsoft.com/office/word/2010/wordprocessingShape" mc:Ignorable="w14 w15 w16se w16cid w16 w16cex w16sdtdh w16du wp14">
   <w:abstractNum w:abstractNumId="0" w15:restartNumberingAfterBreak="0">
+    <w:nsid w:val="025C2D0A"/>
+    <w:multiLevelType w:val="hybridMultilevel"/>
+    <w:tmpl w:val="38F8F4D8"/>
+    <w:lvl w:ilvl="0" w:tplc="4009000F">
+      <w:start w:val="1"/>
+      <w:numFmt w:val="decimal"/>
+      <w:lvlText w:val="%1."/>
+      <w:lvlJc w:val="left"/>
+      <w:pPr>
+        <w:ind w:left="720" w:hanging="360"/>
+      </w:pPr>
+    </w:lvl>
+    <w:lvl w:ilvl="1" w:tplc="40090019" w:tentative="1">
+      <w:start w:val="1"/>
+      <w:numFmt w:val="lowerLetter"/>
+      <w:lvlText w:val="%2."/>
+      <w:lvlJc w:val="left"/>
+      <w:pPr>
+        <w:ind w:left="1440" w:hanging="360"/>
+      </w:pPr>
+    </w:lvl>
+    <w:lvl w:ilvl="2" w:tplc="4009001B" w:tentative="1">
+      <w:start w:val="1"/>
+      <w:numFmt w:val="lowerRoman"/>
+      <w:lvlText w:val="%3."/>
+      <w:lvlJc w:val="right"/>
+      <w:pPr>
+        <w:ind w:left="2160" w:hanging="180"/>
+      </w:pPr>
+    </w:lvl>
+    <w:lvl w:ilvl="3" w:tplc="4009000F" w:tentative="1">
+      <w:start w:val="1"/>
+      <w:numFmt w:val="decimal"/>
+      <w:lvlText w:val="%4."/>
+      <w:lvlJc w:val="left"/>
+      <w:pPr>
+        <w:ind w:left="2880" w:hanging="360"/>
+      </w:pPr>
+    </w:lvl>
+    <w:lvl w:ilvl="4" w:tplc="40090019" w:tentative="1">
+      <w:start w:val="1"/>
+      <w:numFmt w:val="lowerLetter"/>
+      <w:lvlText w:val="%5."/>
+      <w:lvlJc w:val="left"/>
+      <w:pPr>
+        <w:ind w:left="3600" w:hanging="360"/>
+      </w:pPr>
+    </w:lvl>
+    <w:lvl w:ilvl="5" w:tplc="4009001B" w:tentative="1">
+      <w:start w:val="1"/>
+      <w:numFmt w:val="lowerRoman"/>
+      <w:lvlText w:val="%6."/>
+      <w:lvlJc w:val="right"/>
+      <w:pPr>
+        <w:ind w:left="4320" w:hanging="180"/>
+      </w:pPr>
+    </w:lvl>
+    <w:lvl w:ilvl="6" w:tplc="4009000F" w:tentative="1">
+      <w:start w:val="1"/>
+      <w:numFmt w:val="decimal"/>
+      <w:lvlText w:val="%7."/>
+      <w:lvlJc w:val="left"/>
+      <w:pPr>
+        <w:ind w:left="5040" w:hanging="360"/>
+      </w:pPr>
+    </w:lvl>
+    <w:lvl w:ilvl="7" w:tplc="40090019" w:tentative="1">
+      <w:start w:val="1"/>
+      <w:numFmt w:val="lowerLetter"/>
+      <w:lvlText w:val="%8."/>
+      <w:lvlJc w:val="left"/>
+      <w:pPr>
+        <w:ind w:left="5760" w:hanging="360"/>
+      </w:pPr>
+    </w:lvl>
+    <w:lvl w:ilvl="8" w:tplc="4009001B" w:tentative="1">
+      <w:start w:val="1"/>
+      <w:numFmt w:val="lowerRoman"/>
+      <w:lvlText w:val="%9."/>
+      <w:lvlJc w:val="right"/>
+      <w:pPr>
+        <w:ind w:left="6480" w:hanging="180"/>
+      </w:pPr>
+    </w:lvl>
+  </w:abstractNum>
+  <w:abstractNum w:abstractNumId="1" w15:restartNumberingAfterBreak="0">
     <w:nsid w:val="17541D99"/>
     <w:multiLevelType w:val="hybridMultilevel"/>
-    <w:tmpl w:val="5FF6EF4A"/>
+    <w:tmpl w:val="60E833AA"/>
     <w:lvl w:ilvl="0" w:tplc="40090001">
       <w:start w:val="1"/>
       <w:numFmt w:val="bullet"/>
@@ -276,6 +500,404 @@
       <w:lvlJc w:val="left"/>
       <w:pPr>
         <w:ind w:left="6480" w:hanging="360"/>
+      </w:pPr>
+      <w:rPr>
+        <w:rFonts w:ascii="Wingdings" w:hAnsi="Wingdings" w:hint="default"/>
+      </w:rPr>
+    </w:lvl>
+  </w:abstractNum>
+  <w:abstractNum w:abstractNumId="2" w15:restartNumberingAfterBreak="0">
+    <w:nsid w:val="19505416"/>
+    <w:multiLevelType w:val="hybridMultilevel"/>
+    <w:tmpl w:val="389AC012"/>
+    <w:lvl w:ilvl="0" w:tplc="4009000F">
+      <w:start w:val="1"/>
+      <w:numFmt w:val="decimal"/>
+      <w:lvlText w:val="%1."/>
+      <w:lvlJc w:val="left"/>
+      <w:pPr>
+        <w:ind w:left="1440" w:hanging="360"/>
+      </w:pPr>
+    </w:lvl>
+    <w:lvl w:ilvl="1" w:tplc="40090019" w:tentative="1">
+      <w:start w:val="1"/>
+      <w:numFmt w:val="lowerLetter"/>
+      <w:lvlText w:val="%2."/>
+      <w:lvlJc w:val="left"/>
+      <w:pPr>
+        <w:ind w:left="2160" w:hanging="360"/>
+      </w:pPr>
+    </w:lvl>
+    <w:lvl w:ilvl="2" w:tplc="4009001B" w:tentative="1">
+      <w:start w:val="1"/>
+      <w:numFmt w:val="lowerRoman"/>
+      <w:lvlText w:val="%3."/>
+      <w:lvlJc w:val="right"/>
+      <w:pPr>
+        <w:ind w:left="2880" w:hanging="180"/>
+      </w:pPr>
+    </w:lvl>
+    <w:lvl w:ilvl="3" w:tplc="4009000F" w:tentative="1">
+      <w:start w:val="1"/>
+      <w:numFmt w:val="decimal"/>
+      <w:lvlText w:val="%4."/>
+      <w:lvlJc w:val="left"/>
+      <w:pPr>
+        <w:ind w:left="3600" w:hanging="360"/>
+      </w:pPr>
+    </w:lvl>
+    <w:lvl w:ilvl="4" w:tplc="40090019" w:tentative="1">
+      <w:start w:val="1"/>
+      <w:numFmt w:val="lowerLetter"/>
+      <w:lvlText w:val="%5."/>
+      <w:lvlJc w:val="left"/>
+      <w:pPr>
+        <w:ind w:left="4320" w:hanging="360"/>
+      </w:pPr>
+    </w:lvl>
+    <w:lvl w:ilvl="5" w:tplc="4009001B" w:tentative="1">
+      <w:start w:val="1"/>
+      <w:numFmt w:val="lowerRoman"/>
+      <w:lvlText w:val="%6."/>
+      <w:lvlJc w:val="right"/>
+      <w:pPr>
+        <w:ind w:left="5040" w:hanging="180"/>
+      </w:pPr>
+    </w:lvl>
+    <w:lvl w:ilvl="6" w:tplc="4009000F" w:tentative="1">
+      <w:start w:val="1"/>
+      <w:numFmt w:val="decimal"/>
+      <w:lvlText w:val="%7."/>
+      <w:lvlJc w:val="left"/>
+      <w:pPr>
+        <w:ind w:left="5760" w:hanging="360"/>
+      </w:pPr>
+    </w:lvl>
+    <w:lvl w:ilvl="7" w:tplc="40090019" w:tentative="1">
+      <w:start w:val="1"/>
+      <w:numFmt w:val="lowerLetter"/>
+      <w:lvlText w:val="%8."/>
+      <w:lvlJc w:val="left"/>
+      <w:pPr>
+        <w:ind w:left="6480" w:hanging="360"/>
+      </w:pPr>
+    </w:lvl>
+    <w:lvl w:ilvl="8" w:tplc="4009001B" w:tentative="1">
+      <w:start w:val="1"/>
+      <w:numFmt w:val="lowerRoman"/>
+      <w:lvlText w:val="%9."/>
+      <w:lvlJc w:val="right"/>
+      <w:pPr>
+        <w:ind w:left="7200" w:hanging="180"/>
+      </w:pPr>
+    </w:lvl>
+  </w:abstractNum>
+  <w:abstractNum w:abstractNumId="3" w15:restartNumberingAfterBreak="0">
+    <w:nsid w:val="26B05C51"/>
+    <w:multiLevelType w:val="hybridMultilevel"/>
+    <w:tmpl w:val="A7026A98"/>
+    <w:lvl w:ilvl="0" w:tplc="40090001">
+      <w:start w:val="1"/>
+      <w:numFmt w:val="bullet"/>
+      <w:lvlText w:val=""/>
+      <w:lvlJc w:val="left"/>
+      <w:pPr>
+        <w:ind w:left="720" w:hanging="360"/>
+      </w:pPr>
+      <w:rPr>
+        <w:rFonts w:ascii="Symbol" w:hAnsi="Symbol" w:hint="default"/>
+      </w:rPr>
+    </w:lvl>
+    <w:lvl w:ilvl="1" w:tplc="40090003" w:tentative="1">
+      <w:start w:val="1"/>
+      <w:numFmt w:val="bullet"/>
+      <w:lvlText w:val="o"/>
+      <w:lvlJc w:val="left"/>
+      <w:pPr>
+        <w:ind w:left="1440" w:hanging="360"/>
+      </w:pPr>
+      <w:rPr>
+        <w:rFonts w:ascii="Courier New" w:hAnsi="Courier New" w:cs="Courier New" w:hint="default"/>
+      </w:rPr>
+    </w:lvl>
+    <w:lvl w:ilvl="2" w:tplc="40090005" w:tentative="1">
+      <w:start w:val="1"/>
+      <w:numFmt w:val="bullet"/>
+      <w:lvlText w:val=""/>
+      <w:lvlJc w:val="left"/>
+      <w:pPr>
+        <w:ind w:left="2160" w:hanging="360"/>
+      </w:pPr>
+      <w:rPr>
+        <w:rFonts w:ascii="Wingdings" w:hAnsi="Wingdings" w:hint="default"/>
+      </w:rPr>
+    </w:lvl>
+    <w:lvl w:ilvl="3" w:tplc="40090001" w:tentative="1">
+      <w:start w:val="1"/>
+      <w:numFmt w:val="bullet"/>
+      <w:lvlText w:val=""/>
+      <w:lvlJc w:val="left"/>
+      <w:pPr>
+        <w:ind w:left="2880" w:hanging="360"/>
+      </w:pPr>
+      <w:rPr>
+        <w:rFonts w:ascii="Symbol" w:hAnsi="Symbol" w:hint="default"/>
+      </w:rPr>
+    </w:lvl>
+    <w:lvl w:ilvl="4" w:tplc="40090003" w:tentative="1">
+      <w:start w:val="1"/>
+      <w:numFmt w:val="bullet"/>
+      <w:lvlText w:val="o"/>
+      <w:lvlJc w:val="left"/>
+      <w:pPr>
+        <w:ind w:left="3600" w:hanging="360"/>
+      </w:pPr>
+      <w:rPr>
+        <w:rFonts w:ascii="Courier New" w:hAnsi="Courier New" w:cs="Courier New" w:hint="default"/>
+      </w:rPr>
+    </w:lvl>
+    <w:lvl w:ilvl="5" w:tplc="40090005" w:tentative="1">
+      <w:start w:val="1"/>
+      <w:numFmt w:val="bullet"/>
+      <w:lvlText w:val=""/>
+      <w:lvlJc w:val="left"/>
+      <w:pPr>
+        <w:ind w:left="4320" w:hanging="360"/>
+      </w:pPr>
+      <w:rPr>
+        <w:rFonts w:ascii="Wingdings" w:hAnsi="Wingdings" w:hint="default"/>
+      </w:rPr>
+    </w:lvl>
+    <w:lvl w:ilvl="6" w:tplc="40090001" w:tentative="1">
+      <w:start w:val="1"/>
+      <w:numFmt w:val="bullet"/>
+      <w:lvlText w:val=""/>
+      <w:lvlJc w:val="left"/>
+      <w:pPr>
+        <w:ind w:left="5040" w:hanging="360"/>
+      </w:pPr>
+      <w:rPr>
+        <w:rFonts w:ascii="Symbol" w:hAnsi="Symbol" w:hint="default"/>
+      </w:rPr>
+    </w:lvl>
+    <w:lvl w:ilvl="7" w:tplc="40090003" w:tentative="1">
+      <w:start w:val="1"/>
+      <w:numFmt w:val="bullet"/>
+      <w:lvlText w:val="o"/>
+      <w:lvlJc w:val="left"/>
+      <w:pPr>
+        <w:ind w:left="5760" w:hanging="360"/>
+      </w:pPr>
+      <w:rPr>
+        <w:rFonts w:ascii="Courier New" w:hAnsi="Courier New" w:cs="Courier New" w:hint="default"/>
+      </w:rPr>
+    </w:lvl>
+    <w:lvl w:ilvl="8" w:tplc="40090005" w:tentative="1">
+      <w:start w:val="1"/>
+      <w:numFmt w:val="bullet"/>
+      <w:lvlText w:val=""/>
+      <w:lvlJc w:val="left"/>
+      <w:pPr>
+        <w:ind w:left="6480" w:hanging="360"/>
+      </w:pPr>
+      <w:rPr>
+        <w:rFonts w:ascii="Wingdings" w:hAnsi="Wingdings" w:hint="default"/>
+      </w:rPr>
+    </w:lvl>
+  </w:abstractNum>
+  <w:abstractNum w:abstractNumId="4" w15:restartNumberingAfterBreak="0">
+    <w:nsid w:val="5CD074AA"/>
+    <w:multiLevelType w:val="hybridMultilevel"/>
+    <w:tmpl w:val="F1981A7A"/>
+    <w:lvl w:ilvl="0" w:tplc="4009000F">
+      <w:start w:val="1"/>
+      <w:numFmt w:val="decimal"/>
+      <w:lvlText w:val="%1."/>
+      <w:lvlJc w:val="left"/>
+      <w:pPr>
+        <w:ind w:left="1440" w:hanging="360"/>
+      </w:pPr>
+    </w:lvl>
+    <w:lvl w:ilvl="1" w:tplc="40090019" w:tentative="1">
+      <w:start w:val="1"/>
+      <w:numFmt w:val="lowerLetter"/>
+      <w:lvlText w:val="%2."/>
+      <w:lvlJc w:val="left"/>
+      <w:pPr>
+        <w:ind w:left="2160" w:hanging="360"/>
+      </w:pPr>
+    </w:lvl>
+    <w:lvl w:ilvl="2" w:tplc="4009001B" w:tentative="1">
+      <w:start w:val="1"/>
+      <w:numFmt w:val="lowerRoman"/>
+      <w:lvlText w:val="%3."/>
+      <w:lvlJc w:val="right"/>
+      <w:pPr>
+        <w:ind w:left="2880" w:hanging="180"/>
+      </w:pPr>
+    </w:lvl>
+    <w:lvl w:ilvl="3" w:tplc="4009000F" w:tentative="1">
+      <w:start w:val="1"/>
+      <w:numFmt w:val="decimal"/>
+      <w:lvlText w:val="%4."/>
+      <w:lvlJc w:val="left"/>
+      <w:pPr>
+        <w:ind w:left="3600" w:hanging="360"/>
+      </w:pPr>
+    </w:lvl>
+    <w:lvl w:ilvl="4" w:tplc="40090019" w:tentative="1">
+      <w:start w:val="1"/>
+      <w:numFmt w:val="lowerLetter"/>
+      <w:lvlText w:val="%5."/>
+      <w:lvlJc w:val="left"/>
+      <w:pPr>
+        <w:ind w:left="4320" w:hanging="360"/>
+      </w:pPr>
+    </w:lvl>
+    <w:lvl w:ilvl="5" w:tplc="4009001B" w:tentative="1">
+      <w:start w:val="1"/>
+      <w:numFmt w:val="lowerRoman"/>
+      <w:lvlText w:val="%6."/>
+      <w:lvlJc w:val="right"/>
+      <w:pPr>
+        <w:ind w:left="5040" w:hanging="180"/>
+      </w:pPr>
+    </w:lvl>
+    <w:lvl w:ilvl="6" w:tplc="4009000F" w:tentative="1">
+      <w:start w:val="1"/>
+      <w:numFmt w:val="decimal"/>
+      <w:lvlText w:val="%7."/>
+      <w:lvlJc w:val="left"/>
+      <w:pPr>
+        <w:ind w:left="5760" w:hanging="360"/>
+      </w:pPr>
+    </w:lvl>
+    <w:lvl w:ilvl="7" w:tplc="40090019" w:tentative="1">
+      <w:start w:val="1"/>
+      <w:numFmt w:val="lowerLetter"/>
+      <w:lvlText w:val="%8."/>
+      <w:lvlJc w:val="left"/>
+      <w:pPr>
+        <w:ind w:left="6480" w:hanging="360"/>
+      </w:pPr>
+    </w:lvl>
+    <w:lvl w:ilvl="8" w:tplc="4009001B" w:tentative="1">
+      <w:start w:val="1"/>
+      <w:numFmt w:val="lowerRoman"/>
+      <w:lvlText w:val="%9."/>
+      <w:lvlJc w:val="right"/>
+      <w:pPr>
+        <w:ind w:left="7200" w:hanging="180"/>
+      </w:pPr>
+    </w:lvl>
+  </w:abstractNum>
+  <w:abstractNum w:abstractNumId="5" w15:restartNumberingAfterBreak="0">
+    <w:nsid w:val="79BA1D53"/>
+    <w:multiLevelType w:val="hybridMultilevel"/>
+    <w:tmpl w:val="6ECADBB2"/>
+    <w:lvl w:ilvl="0" w:tplc="4009000B">
+      <w:start w:val="1"/>
+      <w:numFmt w:val="bullet"/>
+      <w:lvlText w:val=""/>
+      <w:lvlJc w:val="left"/>
+      <w:pPr>
+        <w:ind w:left="1440" w:hanging="360"/>
+      </w:pPr>
+      <w:rPr>
+        <w:rFonts w:ascii="Wingdings" w:hAnsi="Wingdings" w:hint="default"/>
+      </w:rPr>
+    </w:lvl>
+    <w:lvl w:ilvl="1" w:tplc="40090003" w:tentative="1">
+      <w:start w:val="1"/>
+      <w:numFmt w:val="bullet"/>
+      <w:lvlText w:val="o"/>
+      <w:lvlJc w:val="left"/>
+      <w:pPr>
+        <w:ind w:left="2160" w:hanging="360"/>
+      </w:pPr>
+      <w:rPr>
+        <w:rFonts w:ascii="Courier New" w:hAnsi="Courier New" w:cs="Courier New" w:hint="default"/>
+      </w:rPr>
+    </w:lvl>
+    <w:lvl w:ilvl="2" w:tplc="40090005" w:tentative="1">
+      <w:start w:val="1"/>
+      <w:numFmt w:val="bullet"/>
+      <w:lvlText w:val=""/>
+      <w:lvlJc w:val="left"/>
+      <w:pPr>
+        <w:ind w:left="2880" w:hanging="360"/>
+      </w:pPr>
+      <w:rPr>
+        <w:rFonts w:ascii="Wingdings" w:hAnsi="Wingdings" w:hint="default"/>
+      </w:rPr>
+    </w:lvl>
+    <w:lvl w:ilvl="3" w:tplc="40090001" w:tentative="1">
+      <w:start w:val="1"/>
+      <w:numFmt w:val="bullet"/>
+      <w:lvlText w:val=""/>
+      <w:lvlJc w:val="left"/>
+      <w:pPr>
+        <w:ind w:left="3600" w:hanging="360"/>
+      </w:pPr>
+      <w:rPr>
+        <w:rFonts w:ascii="Symbol" w:hAnsi="Symbol" w:hint="default"/>
+      </w:rPr>
+    </w:lvl>
+    <w:lvl w:ilvl="4" w:tplc="40090003" w:tentative="1">
+      <w:start w:val="1"/>
+      <w:numFmt w:val="bullet"/>
+      <w:lvlText w:val="o"/>
+      <w:lvlJc w:val="left"/>
+      <w:pPr>
+        <w:ind w:left="4320" w:hanging="360"/>
+      </w:pPr>
+      <w:rPr>
+        <w:rFonts w:ascii="Courier New" w:hAnsi="Courier New" w:cs="Courier New" w:hint="default"/>
+      </w:rPr>
+    </w:lvl>
+    <w:lvl w:ilvl="5" w:tplc="40090005" w:tentative="1">
+      <w:start w:val="1"/>
+      <w:numFmt w:val="bullet"/>
+      <w:lvlText w:val=""/>
+      <w:lvlJc w:val="left"/>
+      <w:pPr>
+        <w:ind w:left="5040" w:hanging="360"/>
+      </w:pPr>
+      <w:rPr>
+        <w:rFonts w:ascii="Wingdings" w:hAnsi="Wingdings" w:hint="default"/>
+      </w:rPr>
+    </w:lvl>
+    <w:lvl w:ilvl="6" w:tplc="40090001" w:tentative="1">
+      <w:start w:val="1"/>
+      <w:numFmt w:val="bullet"/>
+      <w:lvlText w:val=""/>
+      <w:lvlJc w:val="left"/>
+      <w:pPr>
+        <w:ind w:left="5760" w:hanging="360"/>
+      </w:pPr>
+      <w:rPr>
+        <w:rFonts w:ascii="Symbol" w:hAnsi="Symbol" w:hint="default"/>
+      </w:rPr>
+    </w:lvl>
+    <w:lvl w:ilvl="7" w:tplc="40090003" w:tentative="1">
+      <w:start w:val="1"/>
+      <w:numFmt w:val="bullet"/>
+      <w:lvlText w:val="o"/>
+      <w:lvlJc w:val="left"/>
+      <w:pPr>
+        <w:ind w:left="6480" w:hanging="360"/>
+      </w:pPr>
+      <w:rPr>
+        <w:rFonts w:ascii="Courier New" w:hAnsi="Courier New" w:cs="Courier New" w:hint="default"/>
+      </w:rPr>
+    </w:lvl>
+    <w:lvl w:ilvl="8" w:tplc="40090005" w:tentative="1">
+      <w:start w:val="1"/>
+      <w:numFmt w:val="bullet"/>
+      <w:lvlText w:val=""/>
+      <w:lvlJc w:val="left"/>
+      <w:pPr>
+        <w:ind w:left="7200" w:hanging="360"/>
       </w:pPr>
       <w:rPr>
         <w:rFonts w:ascii="Wingdings" w:hAnsi="Wingdings" w:hint="default"/>
@@ -283,7 +905,22 @@
     </w:lvl>
   </w:abstractNum>
   <w:num w:numId="1" w16cid:durableId="419908236">
+    <w:abstractNumId w:val="1"/>
+  </w:num>
+  <w:num w:numId="2" w16cid:durableId="1495224145">
+    <w:abstractNumId w:val="2"/>
+  </w:num>
+  <w:num w:numId="3" w16cid:durableId="19093156">
+    <w:abstractNumId w:val="3"/>
+  </w:num>
+  <w:num w:numId="4" w16cid:durableId="386418462">
     <w:abstractNumId w:val="0"/>
+  </w:num>
+  <w:num w:numId="5" w16cid:durableId="1186364973">
+    <w:abstractNumId w:val="4"/>
+  </w:num>
+  <w:num w:numId="6" w16cid:durableId="1743795646">
+    <w:abstractNumId w:val="5"/>
   </w:num>
 </w:numbering>
 </file>
@@ -727,6 +1364,35 @@
       <w:contextualSpacing/>
     </w:pPr>
   </w:style>
+  <w:style w:type="paragraph" w:customStyle="1" w:styleId="intro">
+    <w:name w:val="intro"/>
+    <w:basedOn w:val="Normal"/>
+    <w:rsid w:val="00F72B24"/>
+    <w:pPr>
+      <w:spacing w:before="100" w:beforeAutospacing="1" w:after="100" w:afterAutospacing="1" w:line="240" w:lineRule="auto"/>
+    </w:pPr>
+    <w:rPr>
+      <w:rFonts w:ascii="Times New Roman" w:eastAsia="Times New Roman" w:hAnsi="Times New Roman" w:cs="Times New Roman"/>
+      <w:kern w:val="0"/>
+      <w:sz w:val="24"/>
+      <w:szCs w:val="24"/>
+      <w:lang w:eastAsia="en-IN"/>
+      <w14:ligatures w14:val="none"/>
+    </w:rPr>
+  </w:style>
+  <w:style w:type="character" w:styleId="HTMLCode">
+    <w:name w:val="HTML Code"/>
+    <w:basedOn w:val="DefaultParagraphFont"/>
+    <w:uiPriority w:val="99"/>
+    <w:semiHidden/>
+    <w:unhideWhenUsed/>
+    <w:rsid w:val="00F72B24"/>
+    <w:rPr>
+      <w:rFonts w:ascii="Courier New" w:eastAsia="Times New Roman" w:hAnsi="Courier New" w:cs="Courier New"/>
+      <w:sz w:val="20"/>
+      <w:szCs w:val="20"/>
+    </w:rPr>
+  </w:style>
 </w:styles>
 </file>
 
